--- a/storage/templates/Подольская 38/Красная.docx
+++ b/storage/templates/Подольская 38/Красная.docx
@@ -1188,7 +1188,7 @@
         <w:rPr>
           <w:rFonts w:ascii="Oswald" w:hAnsi="Oswald"/>
         </w:rPr>
-        <w:t>Наймодатель: ________________________________________________Наниматель: _________________________________________________</w:t>
+        <w:t>Наймодатель: _______________Наниматель: _______________</w:t>
       </w:r>
     </w:p>
     <w:p>
@@ -1209,6 +1209,7 @@
         <w:jc w:val="center"/>
       </w:pPr>
       <w:r>
+        <w:br w:type="page"/>
         <w:rPr>
           <w:rFonts w:ascii="Oswald" w:hAnsi="Oswald"/>
           <w:b/>
@@ -1310,7 +1311,7 @@
         <w:rPr>
           <w:rFonts w:ascii="Oswald" w:hAnsi="Oswald"/>
         </w:rPr>
-        <w:t>Наймодатель: ________________________________________________</w:t>
+        <w:t>Наймодатель: _______________</w:t>
       </w:r>
     </w:p>
     <w:p>
@@ -1331,6 +1332,7 @@
         <w:jc w:val="center"/>
       </w:pPr>
       <w:r>
+        <w:br w:type="page"/>
         <w:rPr>
           <w:rFonts w:ascii="Oswald" w:hAnsi="Oswald"/>
           <w:b/>
@@ -4268,6 +4270,7 @@
         <w:jc w:val="center"/>
       </w:pPr>
       <w:r>
+        <w:br w:type="page"/>
         <w:rPr>
           <w:rFonts w:ascii="Oswald" w:hAnsi="Oswald"/>
           <w:b/>
@@ -4630,6 +4633,7 @@
         <w:jc w:val="center"/>
       </w:pPr>
       <w:r>
+        <w:br w:type="page"/>
         <w:rPr>
           <w:rFonts w:ascii="Oswald" w:hAnsi="Oswald"/>
           <w:b/>
